--- a/tests/fixtures/synthetic/files/think_tank_report__ai_clean.docx
+++ b/tests/fixtures/synthetic/files/think_tank_report__ai_clean.docx
@@ -7,7 +7,7 @@
         <w:pStyle w:val="Title"/>
       </w:pPr>
       <w:r>
-        <w:t>A Policy Assessment of wastewater surveillance for early outbreak detection in cities</w:t>
+        <w:t>Wearable sensors for continuous glucose monitoring in rural clinics: Findings and Recommendations</w:t>
       </w:r>
     </w:p>
     <w:p>
@@ -20,7 +20,7 @@
     </w:p>
     <w:p>
       <w:r>
-        <w:t>The evidence base is partial, and important gaps remain. This piece examines wastewater surveillance for early outbreak detection in cities, a question of growing public interest.</w:t>
+        <w:t>The discussion draws on established throughput methods and current data. Careful framing guards against overstatement.</w:t>
       </w:r>
     </w:p>
     <w:p>
@@ -33,7 +33,7 @@
     </w:p>
     <w:p>
       <w:r>
-        <w:t>This piece examines wastewater surveillance for early outbreak detection in cities, a question of growing public interest. Careful framing guards against overstatement. The evidence base is partial, and important gaps remain.</w:t>
+        <w:t>The discussion draws on established throughput methods and current data. The takeaways are meant to inform, not to prescribe. Recent analysis points toward a tractable path forward.</w:t>
       </w:r>
     </w:p>
     <w:p>
@@ -46,7 +46,7 @@
     </w:p>
     <w:p>
       <w:r>
-        <w:t>Practitioners and policymakers alike have a role to play here. The discussion draws on established surveillance methods and current data. The takeaways are meant to inform, not to prescribe.</w:t>
+        <w:t>Practitioners and policymakers alike have a role to play here. The discussion draws on established throughput methods and current data. Careful framing guards against overstatement.</w:t>
       </w:r>
     </w:p>
     <w:p>
@@ -59,7 +59,7 @@
     </w:p>
     <w:p>
       <w:r>
-        <w:t>The discussion draws on established surveillance methods and current data. This piece examines wastewater surveillance for early outbreak detection in cities, a question of growing public interest.</w:t>
+        <w:t>Recent analysis points toward a tractable path forward. Practitioners and policymakers alike have a role to play here.</w:t>
       </w:r>
     </w:p>
     <w:p>
@@ -75,7 +75,7 @@
         <w:pStyle w:val="ListNumber"/>
       </w:pPr>
       <w:r>
-        <w:t>[1] https://doi.org/10.1002/anie.201907688</w:t>
+        <w:t>[1] https://doi.org/10.1126/science.1259855</w:t>
       </w:r>
     </w:p>
     <w:p>
@@ -83,7 +83,7 @@
         <w:pStyle w:val="ListNumber"/>
       </w:pPr>
       <w:r>
-        <w:t>[2] https://doi.org/10.1101/gr.229102</w:t>
+        <w:t>[2] https://doi.org/10.1021/jacs.9b02765</w:t>
       </w:r>
     </w:p>
     <w:p>
@@ -91,7 +91,7 @@
         <w:pStyle w:val="ListNumber"/>
       </w:pPr>
       <w:r>
-        <w:t>[3] https://doi.org/10.1073/pnas.1517384113</w:t>
+        <w:t>[3] https://doi.org/10.1002/anie.201907688</w:t>
       </w:r>
     </w:p>
     <w:p>
@@ -99,7 +99,7 @@
         <w:pStyle w:val="ListNumber"/>
       </w:pPr>
       <w:r>
-        <w:t>[4] https://doi.org/10.1093/nar/gky1055</w:t>
+        <w:t>[4] https://doi.org/10.1073/pnas.1517384113</w:t>
       </w:r>
     </w:p>
     <w:p>
@@ -107,7 +107,7 @@
         <w:pStyle w:val="ListNumber"/>
       </w:pPr>
       <w:r>
-        <w:t>[5] https://doi.org/10.1289/ehp.1104477</w:t>
+        <w:t>[5] https://doi.org/10.1073/pnas.1517384113</w:t>
       </w:r>
     </w:p>
     <w:p>
@@ -115,7 +115,23 @@
         <w:pStyle w:val="ListNumber"/>
       </w:pPr>
       <w:r>
-        <w:t>[6] https://doi.org/10.1073/pnas.1517384113</w:t>
+        <w:t>[6] https://doi.org/10.1371/journal.pone.0173664</w:t>
+      </w:r>
+    </w:p>
+    <w:p>
+      <w:pPr>
+        <w:pStyle w:val="ListNumber"/>
+      </w:pPr>
+      <w:r>
+        <w:t>[7] https://doi.org/10.1126/science.1259855</w:t>
+      </w:r>
+    </w:p>
+    <w:p>
+      <w:pPr>
+        <w:pStyle w:val="ListNumber"/>
+      </w:pPr>
+      <w:r>
+        <w:t>[8] https://doi.org/10.1145/3292500.3330701</w:t>
       </w:r>
     </w:p>
     <w:sectPr>

--- a/tests/fixtures/synthetic/files/think_tank_report__ai_clean.docx
+++ b/tests/fixtures/synthetic/files/think_tank_report__ai_clean.docx
@@ -7,7 +7,7 @@
         <w:pStyle w:val="Title"/>
       </w:pPr>
       <w:r>
-        <w:t>Wearable sensors for continuous glucose monitoring in rural clinics: Findings and Recommendations</w:t>
+        <w:t>Community-based interventions to reduce childhood asthma disparities: Evidence and Options</w:t>
       </w:r>
     </w:p>
     <w:p>
@@ -20,7 +20,7 @@
     </w:p>
     <w:p>
       <w:r>
-        <w:t>The discussion draws on established throughput methods and current data. Careful framing guards against overstatement.</w:t>
+        <w:t>Practitioners and policymakers alike have a role to play here. The discussion draws on established community methods and current data.</w:t>
       </w:r>
     </w:p>
     <w:p>
@@ -33,7 +33,7 @@
     </w:p>
     <w:p>
       <w:r>
-        <w:t>The discussion draws on established throughput methods and current data. The takeaways are meant to inform, not to prescribe. Recent analysis points toward a tractable path forward.</w:t>
+        <w:t>Careful framing guards against overstatement. Recent analysis points toward a tractable path forward. The takeaways are meant to inform, not to prescribe.</w:t>
       </w:r>
     </w:p>
     <w:p>
@@ -46,7 +46,7 @@
     </w:p>
     <w:p>
       <w:r>
-        <w:t>Practitioners and policymakers alike have a role to play here. The discussion draws on established throughput methods and current data. Careful framing guards against overstatement.</w:t>
+        <w:t>Practitioners and policymakers alike have a role to play here. The takeaways are meant to inform, not to prescribe. Recent analysis points toward a tractable path forward.</w:t>
       </w:r>
     </w:p>
     <w:p>
@@ -59,7 +59,7 @@
     </w:p>
     <w:p>
       <w:r>
-        <w:t>Recent analysis points toward a tractable path forward. Practitioners and policymakers alike have a role to play here.</w:t>
+        <w:t>The discussion draws on established community methods and current data. This piece examines community-based interventions to reduce childhood asthma disparities, a question of growing public interest.</w:t>
       </w:r>
     </w:p>
     <w:p>
@@ -75,7 +75,7 @@
         <w:pStyle w:val="ListNumber"/>
       </w:pPr>
       <w:r>
-        <w:t>[1] https://doi.org/10.1126/science.1259855</w:t>
+        <w:t>[1] https://doi.org/10.1101/gr.229102</w:t>
       </w:r>
     </w:p>
     <w:p>
@@ -83,7 +83,7 @@
         <w:pStyle w:val="ListNumber"/>
       </w:pPr>
       <w:r>
-        <w:t>[2] https://doi.org/10.1021/jacs.9b02765</w:t>
+        <w:t>[2] https://doi.org/10.1371/journal.pone.0173664</w:t>
       </w:r>
     </w:p>
     <w:p>
@@ -91,7 +91,7 @@
         <w:pStyle w:val="ListNumber"/>
       </w:pPr>
       <w:r>
-        <w:t>[3] https://doi.org/10.1002/anie.201907688</w:t>
+        <w:t>[3] https://doi.org/10.1001/jama.2016.9797</w:t>
       </w:r>
     </w:p>
     <w:p>
@@ -99,7 +99,7 @@
         <w:pStyle w:val="ListNumber"/>
       </w:pPr>
       <w:r>
-        <w:t>[4] https://doi.org/10.1073/pnas.1517384113</w:t>
+        <w:t>[4] https://doi.org/10.1109/TPAMI.2016.2577031</w:t>
       </w:r>
     </w:p>
     <w:p>
@@ -107,7 +107,7 @@
         <w:pStyle w:val="ListNumber"/>
       </w:pPr>
       <w:r>
-        <w:t>[5] https://doi.org/10.1073/pnas.1517384113</w:t>
+        <w:t>[5] https://doi.org/10.1056/NEJMoa2034577</w:t>
       </w:r>
     </w:p>
     <w:p>
@@ -115,7 +115,7 @@
         <w:pStyle w:val="ListNumber"/>
       </w:pPr>
       <w:r>
-        <w:t>[6] https://doi.org/10.1371/journal.pone.0173664</w:t>
+        <w:t>[6] https://doi.org/10.1093/nar/gky1055</w:t>
       </w:r>
     </w:p>
     <w:p>
@@ -123,7 +123,7 @@
         <w:pStyle w:val="ListNumber"/>
       </w:pPr>
       <w:r>
-        <w:t>[7] https://doi.org/10.1126/science.1259855</w:t>
+        <w:t>[7] https://doi.org/10.1001/jama.2016.9797</w:t>
       </w:r>
     </w:p>
     <w:p>
@@ -131,7 +131,23 @@
         <w:pStyle w:val="ListNumber"/>
       </w:pPr>
       <w:r>
-        <w:t>[8] https://doi.org/10.1145/3292500.3330701</w:t>
+        <w:t>[8] https://doi.org/10.1038/nature14539</w:t>
+      </w:r>
+    </w:p>
+    <w:p>
+      <w:pPr>
+        <w:pStyle w:val="ListNumber"/>
+      </w:pPr>
+      <w:r>
+        <w:t>[9] https://doi.org/10.1001/jama.2016.9797</w:t>
+      </w:r>
+    </w:p>
+    <w:p>
+      <w:pPr>
+        <w:pStyle w:val="ListNumber"/>
+      </w:pPr>
+      <w:r>
+        <w:t>[10] https://doi.org/10.1038/s41586-020-2649-2</w:t>
       </w:r>
     </w:p>
     <w:sectPr>

--- a/tests/fixtures/synthetic/files/think_tank_report__ai_clean.docx
+++ b/tests/fixtures/synthetic/files/think_tank_report__ai_clean.docx
@@ -20,7 +20,7 @@
     </w:p>
     <w:p>
       <w:r>
-        <w:t>Practitioners and policymakers alike have a role to play here. The discussion draws on established community methods and current data.</w:t>
+        <w:t>Practitioners and policymakers alike have a role to play here [1]. The discussion draws on established community methods and current data [2].</w:t>
       </w:r>
     </w:p>
     <w:p>
@@ -33,7 +33,7 @@
     </w:p>
     <w:p>
       <w:r>
-        <w:t>Careful framing guards against overstatement. Recent analysis points toward a tractable path forward. The takeaways are meant to inform, not to prescribe.</w:t>
+        <w:t>Careful framing guards against overstatement [3]. Recent analysis points toward a tractable path forward [4]. The takeaways are meant to inform, not to prescribe [5].</w:t>
       </w:r>
     </w:p>
     <w:p>
@@ -46,7 +46,7 @@
     </w:p>
     <w:p>
       <w:r>
-        <w:t>Practitioners and policymakers alike have a role to play here. The takeaways are meant to inform, not to prescribe. Recent analysis points toward a tractable path forward.</w:t>
+        <w:t>Practitioners and policymakers alike have a role to play here [6]. The takeaways are meant to inform, not to prescribe [7]. Recent analysis points toward a tractable path forward [8].</w:t>
       </w:r>
     </w:p>
     <w:p>
@@ -59,7 +59,12 @@
     </w:p>
     <w:p>
       <w:r>
-        <w:t>The discussion draws on established community methods and current data. This piece examines community-based interventions to reduce childhood asthma disparities, a question of growing public interest.</w:t>
+        <w:t>The discussion draws on established community methods and current data [9]. This piece examines community-based interventions to reduce childhood asthma disparities, a question of growing public interest [10].</w:t>
+      </w:r>
+    </w:p>
+    <w:p>
+      <w:r>
+        <w:t>As one source notes, “This proposal addresses the target problem, a problem with substantial significance.” [1]</w:t>
       </w:r>
     </w:p>
     <w:p>
